--- a/backend/word/PEDICURE HYBRYDOWY.docx
+++ b/backend/word/PEDICURE HYBRYDOWY.docx
@@ -229,10 +229,13 @@
         <w:t>* Regularne wizyty co 4 tygodnie, maksymalnie 6 tygodni, by uniknąć zbyt dużego</w:t>
       </w:r>
       <w:r>
-        <w:t xml:space="preserve"> wrastania</w:t>
-      </w:r>
-      <w:r>
-        <w:t xml:space="preserve"> paznokci.</w:t>
+        <w:t xml:space="preserve"> w</w:t>
+      </w:r>
+      <w:r>
+        <w:t xml:space="preserve">zrostu </w:t>
+      </w:r>
+      <w:r>
+        <w:t>paznokci.</w:t>
       </w:r>
     </w:p>
     <w:p/>
